--- a/PC_Testing_Issues.docx
+++ b/PC_Testing_Issues.docx
@@ -17,7 +17,7 @@
         <w:t>From:</w:t>
       </w:r>
       <w:r>
-        <w:t xml:space="preserve"> Lay, Yvonne &lt;yvonne.lay@abbott.com&gt; </w:t>
+        <w:t xml:space="preserve"> Raj Bhattacharjee &lt;raj.bhattacharjee@veeva.com&gt; </w:t>
       </w:r>
       <w:r>
         <w:br/>
@@ -30,7 +30,15 @@
         <w:t>Sent:</w:t>
       </w:r>
       <w:r>
-        <w:t xml:space="preserve"> Tuesday, August 19, 2025 6:46 PM</w:t>
+        <w:t xml:space="preserve"> Tuesday, August 19, </w:t>
+      </w:r>
+      <w:proofErr w:type="gramStart"/>
+      <w:r>
+        <w:t>2025</w:t>
+      </w:r>
+      <w:proofErr w:type="gramEnd"/>
+      <w:r>
+        <w:t xml:space="preserve"> 5:32 PM</w:t>
       </w:r>
       <w:r>
         <w:br/>
@@ -43,7 +51,7 @@
         <w:t>To:</w:t>
       </w:r>
       <w:r>
-        <w:t xml:space="preserve"> Raj Bhattacharjee &lt;raj.bhattacharjee@veeva.com&gt;</w:t>
+        <w:t xml:space="preserve"> Erla, Raj Kumar Reddy &lt;rajkumarreddy.erla@abbott.com&gt;</w:t>
       </w:r>
       <w:r>
         <w:br/>
@@ -56,7 +64,7 @@
         <w:t>Cc:</w:t>
       </w:r>
       <w:r>
-        <w:t xml:space="preserve"> Liu, Janet &lt;janet.liu@abbott.com&gt;; Kelley, Jamila M &lt;jamila.kelley@abbott.com&gt;; Karthikeyan, Krithika &lt;krithika.karthikeyan@abbott.com&gt;; Erla, Raj Kumar Reddy &lt;rajkumarreddy.erla@abbott.com&gt;; Singh, Abhisar &lt;abhisar.singh@abbott.com&gt;; Madnani, Heena &lt;heena.madnani@abbott.com&gt;; Sharma, Anirudh &lt;anirudh.sharma1@abbott.com&gt;; Novodvorska, Kateryna &lt;kateryna.novodvorska@abbott.com&gt;</w:t>
+        <w:t xml:space="preserve"> Lay, Yvonne &lt;yvonne.lay@abbott.com&gt;; Sharma, Anirudh &lt;anirudh.sharma1@abbott.com&gt;; Singh, Abhisar &lt;abhisar.singh@abbott.com&gt;; Madnani, Heena &lt;heena.madnani@abbott.com&gt;</w:t>
       </w:r>
       <w:r>
         <w:br/>
@@ -69,312 +77,63 @@
         <w:t>Subject:</w:t>
       </w:r>
       <w:r>
-        <w:t xml:space="preserve"> RE: Project Carbon – Testing Issues Identified</w:t>
-      </w:r>
-      <w:r>
-        <w:br/>
+        <w:t xml:space="preserve"> Re: Discrepancy in </w:t>
+      </w:r>
+      <w:proofErr w:type="spellStart"/>
+      <w:r>
+        <w:t>LastNCOOrderStatus</w:t>
+      </w:r>
+      <w:proofErr w:type="spellEnd"/>
+      <w:r>
+        <w:t xml:space="preserve"> After Vyonne Updates Order to Signed</w:t>
+      </w:r>
+    </w:p>
+    <w:p/>
+    <w:p>
+      <w:r>
+        <w:t xml:space="preserve">When pick status </w:t>
+      </w:r>
+      <w:proofErr w:type="spellStart"/>
+      <w:r>
+        <w:t>os</w:t>
+      </w:r>
+      <w:proofErr w:type="spellEnd"/>
+      <w:r>
+        <w:t xml:space="preserve"> blank, it returns order status. On Aug 19, </w:t>
+      </w:r>
+      <w:proofErr w:type="gramStart"/>
+      <w:r>
+        <w:t>2025</w:t>
+      </w:r>
+      <w:proofErr w:type="gramEnd"/>
+      <w:r>
+        <w:t xml:space="preserve"> at 7:</w:t>
       </w:r>
       <w:r>
         <w:rPr>
-          <w:b/>
-          <w:bCs/>
+          <w:rFonts w:ascii="Arial" w:hAnsi="Arial" w:cs="Arial"/>
         </w:rPr>
-        <w:t>Importance:</w:t>
-      </w:r>
-      <w:r>
-        <w:t xml:space="preserve"> High</w:t>
-      </w:r>
-    </w:p>
-    <w:p/>
-    <w:p>
-      <w:r>
-        <w:t>Hi Raj,</w:t>
-      </w:r>
-    </w:p>
-    <w:p/>
-    <w:p>
-      <w:r>
-        <w:t xml:space="preserve">Great news—Janet and I completed the retesting, and everything has passed! </w:t>
-      </w:r>
-    </w:p>
-    <w:p/>
-    <w:p>
-      <w:r>
-        <w:t>However, we did observe two issues. Could you review and share your feedback? Thanks!</w:t>
-      </w:r>
-    </w:p>
-    <w:p/>
-    <w:p>
-      <w:pPr>
-        <w:numPr>
-          <w:ilvl w:val="0"/>
-          <w:numId w:val="1"/>
-        </w:numPr>
-      </w:pPr>
-      <w:r>
-        <w:rPr>
-          <w:b/>
-          <w:bCs/>
-        </w:rPr>
-        <w:t>Eligibility Flag Behavior</w:t>
-      </w:r>
-      <w:r>
-        <w:br/>
-        <w:t>The HCP is eligible for ordering samples. When we manually update an HCP with </w:t>
-      </w:r>
-      <w:r>
-        <w:rPr>
-          <w:b/>
-          <w:bCs/>
-        </w:rPr>
-        <w:t>Approved Specialty = false</w:t>
-      </w:r>
-      <w:r>
-        <w:t>, the existing sample order link still remains active. According to one of the criteria, only HCPs with </w:t>
-      </w:r>
-      <w:r>
-        <w:rPr>
-          <w:b/>
-          <w:bCs/>
-        </w:rPr>
-        <w:t>Approved Specialty = true</w:t>
-      </w:r>
-      <w:r>
-        <w:t> should be able to submit new sample requests. This behavior could lead to unauthorized sample orders.</w:t>
-      </w:r>
-    </w:p>
-    <w:p/>
-    <w:p>
-      <w:pPr>
-        <w:numPr>
-          <w:ilvl w:val="0"/>
-          <w:numId w:val="1"/>
-        </w:numPr>
-      </w:pPr>
-      <w:r>
-        <w:rPr>
-          <w:b/>
-          <w:bCs/>
-        </w:rPr>
-        <w:t>Reordering Risk</w:t>
-      </w:r>
-      <w:r>
-        <w:br/>
-        <w:t>If an order is in the </w:t>
-      </w:r>
-      <w:r>
-        <w:rPr>
-          <w:b/>
-          <w:bCs/>
-        </w:rPr>
-        <w:t>“Closed – Ready for Fulfillment”</w:t>
-      </w:r>
-      <w:r>
-        <w:t> status on the compliance page and Packing Slip Status=null, the account is not stamped with </w:t>
-      </w:r>
-      <w:r>
-        <w:rPr>
-          <w:b/>
-          <w:bCs/>
-        </w:rPr>
-        <w:t>“Waiting for Packing Slip.”</w:t>
-      </w:r>
-      <w:r>
-        <w:t> As a result, the website allows a new order to be submitted, which poses a risk of multiple orders being placed simultaneously.</w:t>
-      </w:r>
-    </w:p>
-    <w:p/>
-    <w:p>
-      <w:r>
-        <w:rPr>
-          <w:b/>
-          <w:bCs/>
-        </w:rPr>
-        <w:t>From:</w:t>
-      </w:r>
-      <w:r>
-        <w:t xml:space="preserve"> Raj Bhattacharjee &lt;</w:t>
-      </w:r>
-      <w:hyperlink r:id="rId5" w:history="1">
-        <w:r>
-          <w:rPr>
-            <w:rStyle w:val="Hyperlink"/>
-          </w:rPr>
-          <w:t>raj.bhattacharjee@veeva.com</w:t>
-        </w:r>
-      </w:hyperlink>
-      <w:r>
-        <w:t xml:space="preserve">&gt; </w:t>
-      </w:r>
-      <w:r>
-        <w:br/>
-      </w:r>
-      <w:r>
-        <w:rPr>
-          <w:b/>
-          <w:bCs/>
-        </w:rPr>
-        <w:t>Sent:</w:t>
-      </w:r>
-      <w:r>
-        <w:t xml:space="preserve"> Tuesday, August 19, 2025 1:59 PM</w:t>
-      </w:r>
-      <w:r>
-        <w:br/>
-      </w:r>
-      <w:r>
-        <w:rPr>
-          <w:b/>
-          <w:bCs/>
-        </w:rPr>
-        <w:t>To:</w:t>
-      </w:r>
-      <w:r>
-        <w:t xml:space="preserve"> Lay, Yvonne &lt;</w:t>
-      </w:r>
-      <w:hyperlink r:id="rId6" w:history="1">
-        <w:r>
-          <w:rPr>
-            <w:rStyle w:val="Hyperlink"/>
-          </w:rPr>
-          <w:t>yvonne.lay@abbott.com</w:t>
-        </w:r>
-      </w:hyperlink>
-      <w:r>
-        <w:t>&gt;</w:t>
-      </w:r>
-      <w:r>
-        <w:br/>
-      </w:r>
-      <w:r>
-        <w:rPr>
-          <w:b/>
-          <w:bCs/>
-        </w:rPr>
-        <w:t>Cc:</w:t>
-      </w:r>
-      <w:r>
-        <w:t xml:space="preserve"> Liu, Janet &lt;</w:t>
-      </w:r>
-      <w:hyperlink r:id="rId7" w:history="1">
-        <w:r>
-          <w:rPr>
-            <w:rStyle w:val="Hyperlink"/>
-          </w:rPr>
-          <w:t>janet.liu@abbott.com</w:t>
-        </w:r>
-      </w:hyperlink>
-      <w:r>
-        <w:t>&gt;; Kelley, Jamila M &lt;</w:t>
-      </w:r>
-      <w:hyperlink r:id="rId8" w:history="1">
-        <w:r>
-          <w:rPr>
-            <w:rStyle w:val="Hyperlink"/>
-          </w:rPr>
-          <w:t>jamila.kelley@abbott.com</w:t>
-        </w:r>
-      </w:hyperlink>
-      <w:r>
-        <w:t>&gt;; Karthikeyan, Krithika &lt;</w:t>
-      </w:r>
-      <w:hyperlink r:id="rId9" w:history="1">
-        <w:r>
-          <w:rPr>
-            <w:rStyle w:val="Hyperlink"/>
-          </w:rPr>
-          <w:t>krithika.karthikeyan@abbott.com</w:t>
-        </w:r>
-      </w:hyperlink>
-      <w:r>
-        <w:t>&gt;; Erla, Raj Kumar Reddy &lt;</w:t>
-      </w:r>
-      <w:hyperlink r:id="rId10" w:history="1">
-        <w:r>
-          <w:rPr>
-            <w:rStyle w:val="Hyperlink"/>
-          </w:rPr>
-          <w:t>rajkumarreddy.erla@abbott.com</w:t>
-        </w:r>
-      </w:hyperlink>
-      <w:r>
-        <w:t>&gt;; Singh, Abhisar &lt;</w:t>
-      </w:r>
-      <w:hyperlink r:id="rId11" w:history="1">
-        <w:r>
-          <w:rPr>
-            <w:rStyle w:val="Hyperlink"/>
-          </w:rPr>
-          <w:t>abhisar.singh@abbott.com</w:t>
-        </w:r>
-      </w:hyperlink>
-      <w:r>
-        <w:t>&gt;; Madnani, Heena &lt;</w:t>
-      </w:r>
-      <w:hyperlink r:id="rId12" w:history="1">
-        <w:r>
-          <w:rPr>
-            <w:rStyle w:val="Hyperlink"/>
-          </w:rPr>
-          <w:t>heena.madnani@abbott.com</w:t>
-        </w:r>
-      </w:hyperlink>
-      <w:r>
-        <w:t>&gt;; Sharma, Anirudh &lt;</w:t>
-      </w:r>
-      <w:hyperlink r:id="rId13" w:history="1">
-        <w:r>
-          <w:rPr>
-            <w:rStyle w:val="Hyperlink"/>
-          </w:rPr>
-          <w:t>anirudh.sharma1@abbott.com</w:t>
-        </w:r>
-      </w:hyperlink>
-      <w:r>
-        <w:t>&gt;; Novodvorska, Kateryna &lt;</w:t>
-      </w:r>
-      <w:hyperlink r:id="rId14" w:history="1">
-        <w:r>
-          <w:rPr>
-            <w:rStyle w:val="Hyperlink"/>
-          </w:rPr>
-          <w:t>kateryna.novodvorska@abbott.com</w:t>
-        </w:r>
-      </w:hyperlink>
-      <w:r>
-        <w:t>&gt;</w:t>
-      </w:r>
-      <w:r>
-        <w:br/>
-      </w:r>
-      <w:r>
-        <w:rPr>
-          <w:b/>
-          <w:bCs/>
-        </w:rPr>
-        <w:t>Subject:</w:t>
-      </w:r>
-      <w:r>
-        <w:t xml:space="preserve"> Re: Project Carbon – Testing Issues Identified</w:t>
-      </w:r>
-    </w:p>
-    <w:p/>
-    <w:p>
-      <w:r>
-        <w:t>I believe all the issues are fixed now. Please retest. @Lay, Yvonne, i have removed all the bad records that were stuck in the NCO staging. They were causing issues with the AI returning unintended records. You report may be some of the "duplicate"</w:t>
-      </w:r>
-    </w:p>
-    <w:p>
+        <w:t> </w:t>
+      </w:r>
+      <w:r>
+        <w:t>20 PM, &lt;Raj Kumar Reddy Erla&gt; wrote: HI @Raj Bhattacharjee Can you please explain now why “Closed - Ready for fulfillment” this status is showing up instead of Has</w:t>
+      </w:r>
+    </w:p>
+    <w:p>
+      <w:proofErr w:type="spellStart"/>
       <w:r>
         <w:t>ZjQcmQRYFpfptBannerStart</w:t>
       </w:r>
+      <w:proofErr w:type="spellEnd"/>
     </w:p>
     <w:tbl>
       <w:tblPr>
         <w:tblW w:w="5000" w:type="pct"/>
         <w:tblCellSpacing w:w="0" w:type="dxa"/>
         <w:tblCellMar>
+          <w:top w:w="240" w:type="dxa"/>
           <w:left w:w="0" w:type="dxa"/>
+          <w:bottom w:w="240" w:type="dxa"/>
           <w:right w:w="0" w:type="dxa"/>
         </w:tblCellMar>
         <w:tblLook w:val="04A0" w:firstRow="1" w:lastRow="0" w:firstColumn="1" w:lastColumn="0" w:noHBand="0" w:noVBand="1"/>
@@ -389,12 +148,6 @@
         <w:tc>
           <w:tcPr>
             <w:tcW w:w="0" w:type="auto"/>
-            <w:tcMar>
-              <w:top w:w="240" w:type="dxa"/>
-              <w:left w:w="0" w:type="dxa"/>
-              <w:bottom w:w="240" w:type="dxa"/>
-              <w:right w:w="0" w:type="dxa"/>
-            </w:tcMar>
             <w:vAlign w:val="center"/>
             <w:hideMark/>
           </w:tcPr>
@@ -407,8 +160,9 @@
               </w:tblBorders>
               <w:shd w:val="clear" w:color="auto" w:fill="D0D8DC"/>
               <w:tblCellMar>
-                <w:left w:w="0" w:type="dxa"/>
-                <w:right w:w="0" w:type="dxa"/>
+                <w:left w:w="90" w:type="dxa"/>
+                <w:bottom w:w="75" w:type="dxa"/>
+                <w:right w:w="150" w:type="dxa"/>
               </w:tblCellMar>
               <w:tblLook w:val="04A0" w:firstRow="1" w:lastRow="0" w:firstColumn="1" w:lastColumn="0" w:noHBand="0" w:noVBand="1"/>
             </w:tblPr>
@@ -429,12 +183,6 @@
                     <w:right w:val="nil"/>
                   </w:tcBorders>
                   <w:shd w:val="clear" w:color="auto" w:fill="D0D8DC"/>
-                  <w:tcMar>
-                    <w:top w:w="0" w:type="dxa"/>
-                    <w:left w:w="90" w:type="dxa"/>
-                    <w:bottom w:w="75" w:type="dxa"/>
-                    <w:right w:w="150" w:type="dxa"/>
-                  </w:tcMar>
                   <w:hideMark/>
                 </w:tcPr>
                 <w:tbl>
@@ -443,8 +191,10 @@
                     <w:tblW w:w="0" w:type="auto"/>
                     <w:tblCellSpacing w:w="0" w:type="dxa"/>
                     <w:tblCellMar>
-                      <w:left w:w="0" w:type="dxa"/>
-                      <w:right w:w="0" w:type="dxa"/>
+                      <w:top w:w="60" w:type="dxa"/>
+                      <w:left w:w="120" w:type="dxa"/>
+                      <w:bottom w:w="60" w:type="dxa"/>
+                      <w:right w:w="120" w:type="dxa"/>
                     </w:tblCellMar>
                     <w:tblLook w:val="04A0" w:firstRow="1" w:lastRow="0" w:firstColumn="1" w:lastColumn="0" w:noHBand="0" w:noVBand="1"/>
                   </w:tblPr>
@@ -458,12 +208,6 @@
                     <w:tc>
                       <w:tcPr>
                         <w:tcW w:w="0" w:type="auto"/>
-                        <w:tcMar>
-                          <w:top w:w="60" w:type="dxa"/>
-                          <w:left w:w="120" w:type="dxa"/>
-                          <w:bottom w:w="60" w:type="dxa"/>
-                          <w:right w:w="120" w:type="dxa"/>
-                        </w:tcMar>
                         <w:vAlign w:val="center"/>
                         <w:hideMark/>
                       </w:tcPr>
@@ -491,12 +235,6 @@
                     <w:tc>
                       <w:tcPr>
                         <w:tcW w:w="0" w:type="auto"/>
-                        <w:tcMar>
-                          <w:top w:w="60" w:type="dxa"/>
-                          <w:left w:w="120" w:type="dxa"/>
-                          <w:bottom w:w="60" w:type="dxa"/>
-                          <w:right w:w="120" w:type="dxa"/>
-                        </w:tcMar>
                         <w:vAlign w:val="center"/>
                         <w:hideMark/>
                       </w:tcPr>
@@ -514,7 +252,9 @@
                     <w:tblW w:w="0" w:type="auto"/>
                     <w:tblCellSpacing w:w="0" w:type="dxa"/>
                     <w:tblCellMar>
+                      <w:top w:w="60" w:type="dxa"/>
                       <w:left w:w="0" w:type="dxa"/>
+                      <w:bottom w:w="60" w:type="dxa"/>
                       <w:right w:w="0" w:type="dxa"/>
                     </w:tblCellMar>
                     <w:tblLook w:val="04A0" w:firstRow="1" w:lastRow="0" w:firstColumn="1" w:lastColumn="0" w:noHBand="0" w:noVBand="1"/>
@@ -529,12 +269,6 @@
                     <w:tc>
                       <w:tcPr>
                         <w:tcW w:w="0" w:type="auto"/>
-                        <w:tcMar>
-                          <w:top w:w="60" w:type="dxa"/>
-                          <w:left w:w="0" w:type="dxa"/>
-                          <w:bottom w:w="60" w:type="dxa"/>
-                          <w:right w:w="0" w:type="dxa"/>
-                        </w:tcMar>
                         <w:vAlign w:val="center"/>
                         <w:hideMark/>
                       </w:tcPr>
@@ -542,7 +276,7 @@
                         <w:r>
                           <w:t>  </w:t>
                         </w:r>
-                        <w:hyperlink r:id="rId15" w:tgtFrame="_blank" w:history="1">
+                        <w:hyperlink r:id="rId5" w:tgtFrame="_blank" w:history="1">
                           <w:r>
                             <w:rPr>
                               <w:rStyle w:val="Hyperlink"/>
@@ -572,108 +306,62 @@
     </w:p>
     <w:p>
       <w:r>
-        <w:t>I believe all the issues are fixed now. Please retest.</w:t>
+        <w:t xml:space="preserve">When pick status </w:t>
+      </w:r>
+      <w:proofErr w:type="spellStart"/>
+      <w:r>
+        <w:t>os</w:t>
+      </w:r>
+      <w:proofErr w:type="spellEnd"/>
+      <w:r>
+        <w:t xml:space="preserve"> blank, it returns order status.</w:t>
       </w:r>
     </w:p>
     <w:p/>
     <w:p>
-      <w:hyperlink r:id="rId16" w:history="1">
+      <w:r>
+        <w:br/>
+      </w:r>
+      <w:r>
+        <w:br/>
+      </w:r>
+    </w:p>
+    <w:p>
+      <w:r>
+        <w:t xml:space="preserve">On Aug 19, </w:t>
+      </w:r>
+      <w:proofErr w:type="gramStart"/>
+      <w:r>
+        <w:t>2025</w:t>
+      </w:r>
+      <w:proofErr w:type="gramEnd"/>
+      <w:r>
+        <w:t xml:space="preserve"> at 7:20 PM, &lt;</w:t>
+      </w:r>
+      <w:hyperlink r:id="rId6" w:history="1">
         <w:r>
           <w:rPr>
             <w:rStyle w:val="Hyperlink"/>
           </w:rPr>
-          <w:t>@Lay, Yvonne</w:t>
+          <w:t>Raj Kumar Reddy Erla</w:t>
         </w:r>
       </w:hyperlink>
       <w:r>
-        <w:t>, i have removed all the bad records that were stuck in the NCO staging. They were causing issues with the AI returning unintended records. You report may be some of the "duplicate" records</w:t>
-      </w:r>
-    </w:p>
-    <w:p>
-      <w:r>
-        <w:br/>
-      </w:r>
-    </w:p>
-    <w:p>
-      <w:r>
-        <w:t>-- </w:t>
-      </w:r>
-    </w:p>
-    <w:p>
-      <w:r>
-        <w:rPr>
-          <w:b/>
-          <w:bCs/>
-        </w:rPr>
-        <w:lastRenderedPageBreak/>
-        <w:t>Raj Bhattacharjee</w:t>
-      </w:r>
-    </w:p>
-    <w:p>
-      <w:r>
-        <w:rPr>
-          <w:b/>
-          <w:bCs/>
-          <w:i/>
-          <w:iCs/>
-        </w:rPr>
-        <w:t>Veeva </w:t>
-      </w:r>
-      <w:r>
-        <w:rPr>
-          <w:b/>
-          <w:bCs/>
-        </w:rPr>
-        <w:t>|</w:t>
-      </w:r>
-      <w:r>
-        <w:rPr>
-          <w:b/>
-          <w:bCs/>
-          <w:i/>
-          <w:iCs/>
-        </w:rPr>
-        <w:t> </w:t>
-      </w:r>
-      <w:r>
-        <w:rPr>
-          <w:i/>
-          <w:iCs/>
-        </w:rPr>
-        <w:t>Practice Manager, Commercial Technical Services</w:t>
-      </w:r>
-    </w:p>
-    <w:p/>
-    <w:p/>
-    <w:p>
-      <w:r>
-        <w:t>On Tue, Aug 19, 2025 at 2:47</w:t>
-      </w:r>
-      <w:r>
-        <w:rPr>
-          <w:rFonts w:ascii="Arial" w:hAnsi="Arial" w:cs="Arial"/>
-        </w:rPr>
-        <w:t> </w:t>
-      </w:r>
-      <w:r>
-        <w:t>PM Lay, Yvonne &lt;</w:t>
-      </w:r>
-      <w:hyperlink r:id="rId17" w:history="1">
+        <w:t>&gt; wrote:</w:t>
+      </w:r>
+    </w:p>
+    <w:p>
+      <w:r>
+        <w:t xml:space="preserve">HI </w:t>
+      </w:r>
+      <w:hyperlink r:id="rId7" w:history="1">
         <w:r>
           <w:rPr>
             <w:rStyle w:val="Hyperlink"/>
           </w:rPr>
-          <w:t>yvonne.lay@abbott.com</w:t>
+          <w:t>@Raj Bhattacharjee</w:t>
         </w:r>
       </w:hyperlink>
-      <w:r>
-        <w:t>&gt; wrote:</w:t>
-      </w:r>
-    </w:p>
-    <w:p>
-      <w:r>
-        <w:t>Thank you for confirming the issues are fixed.</w:t>
-      </w:r>
     </w:p>
     <w:p>
       <w:r>
@@ -681,38 +369,14 @@
       </w:r>
     </w:p>
     <w:p>
-      <w:hyperlink r:id="rId18" w:tgtFrame="_blank" w:history="1">
-        <w:r>
-          <w:rPr>
-            <w:rStyle w:val="Hyperlink"/>
-          </w:rPr>
-          <w:t>@Kelley, Jamila M</w:t>
-        </w:r>
-      </w:hyperlink>
-      <w:r>
-        <w:t xml:space="preserve"> </w:t>
-      </w:r>
-      <w:hyperlink r:id="rId19" w:tgtFrame="_blank" w:history="1">
-        <w:r>
-          <w:rPr>
-            <w:rStyle w:val="Hyperlink"/>
-          </w:rPr>
-          <w:t>@Liu, Janet</w:t>
-        </w:r>
-      </w:hyperlink>
-      <w:r>
-        <w:t xml:space="preserve"> </w:t>
-      </w:r>
-      <w:hyperlink r:id="rId20" w:tgtFrame="_blank" w:history="1">
-        <w:r>
-          <w:rPr>
-            <w:rStyle w:val="Hyperlink"/>
-          </w:rPr>
-          <w:t>@Karthikeyan, Krithika</w:t>
-        </w:r>
-      </w:hyperlink>
-      <w:r>
-        <w:t>  We can resume testing this afternoon. I will share the test links in a separate thread. Thanks!</w:t>
+      <w:r>
+        <w:lastRenderedPageBreak/>
+        <w:t>Can you please explain now why “Closed - Ready for fulfillment”</w:t>
+      </w:r>
+    </w:p>
+    <w:p>
+      <w:r>
+        <w:t>this status is showing up instead of Has an existing NCO Order.</w:t>
       </w:r>
     </w:p>
     <w:p>
@@ -727,251 +391,11 @@
     </w:p>
     <w:p>
       <w:r>
-        <w:rPr>
-          <w:b/>
-          <w:bCs/>
-        </w:rPr>
-        <w:t>From:</w:t>
-      </w:r>
-      <w:r>
-        <w:t xml:space="preserve"> Lay, Yvonne </w:t>
-      </w:r>
-      <w:r>
-        <w:br/>
-      </w:r>
-      <w:r>
-        <w:rPr>
-          <w:b/>
-          <w:bCs/>
-        </w:rPr>
-        <w:t>Sent:</w:t>
-      </w:r>
-      <w:r>
-        <w:t xml:space="preserve"> Tuesday, August 19, 2025 9:58 AM</w:t>
-      </w:r>
-      <w:r>
-        <w:br/>
-      </w:r>
-      <w:r>
-        <w:rPr>
-          <w:b/>
-          <w:bCs/>
-        </w:rPr>
-        <w:t>To:</w:t>
-      </w:r>
-      <w:r>
-        <w:t xml:space="preserve"> 'Raj Bhattacharjee' &lt;</w:t>
-      </w:r>
-      <w:hyperlink r:id="rId21" w:tgtFrame="_blank" w:history="1">
-        <w:r>
-          <w:rPr>
-            <w:rStyle w:val="Hyperlink"/>
-          </w:rPr>
-          <w:t>raj.bhattacharjee@veeva.com</w:t>
-        </w:r>
-      </w:hyperlink>
-      <w:r>
-        <w:t>&gt;</w:t>
-      </w:r>
-      <w:r>
-        <w:br/>
-      </w:r>
-      <w:r>
-        <w:rPr>
-          <w:b/>
-          <w:bCs/>
-        </w:rPr>
-        <w:t>Cc:</w:t>
-      </w:r>
-      <w:r>
-        <w:t xml:space="preserve"> Liu, Janet &lt;</w:t>
-      </w:r>
-      <w:hyperlink r:id="rId22" w:tgtFrame="_blank" w:history="1">
-        <w:r>
-          <w:rPr>
-            <w:rStyle w:val="Hyperlink"/>
-          </w:rPr>
-          <w:t>janet.liu@abbott.com</w:t>
-        </w:r>
-      </w:hyperlink>
-      <w:r>
-        <w:t>&gt;; Kelley, Jamila M &lt;</w:t>
-      </w:r>
-      <w:hyperlink r:id="rId23" w:tgtFrame="_blank" w:history="1">
-        <w:r>
-          <w:rPr>
-            <w:rStyle w:val="Hyperlink"/>
-          </w:rPr>
-          <w:t>jamila.kelley@abbott.com</w:t>
-        </w:r>
-      </w:hyperlink>
-      <w:r>
-        <w:t>&gt;; Karthikeyan, Krithika &lt;</w:t>
-      </w:r>
-      <w:hyperlink r:id="rId24" w:tgtFrame="_blank" w:history="1">
-        <w:r>
-          <w:rPr>
-            <w:rStyle w:val="Hyperlink"/>
-          </w:rPr>
-          <w:t>krithika.karthikeyan@abbott.com</w:t>
-        </w:r>
-      </w:hyperlink>
-      <w:r>
-        <w:t>&gt;; Erla, Raj Kumar Reddy &lt;</w:t>
-      </w:r>
-      <w:hyperlink r:id="rId25" w:tgtFrame="_blank" w:history="1">
-        <w:r>
-          <w:rPr>
-            <w:rStyle w:val="Hyperlink"/>
-          </w:rPr>
-          <w:t>rajkumarreddy.erla@abbott.com</w:t>
-        </w:r>
-      </w:hyperlink>
-      <w:r>
-        <w:t>&gt;; Singh, Abhisar &lt;</w:t>
-      </w:r>
-      <w:hyperlink r:id="rId26" w:tgtFrame="_blank" w:history="1">
-        <w:r>
-          <w:rPr>
-            <w:rStyle w:val="Hyperlink"/>
-          </w:rPr>
-          <w:t>abhisar.singh@abbott.com</w:t>
-        </w:r>
-      </w:hyperlink>
-      <w:r>
-        <w:t>&gt;; Madnani, Heena &lt;</w:t>
-      </w:r>
-      <w:hyperlink r:id="rId27" w:tgtFrame="_blank" w:history="1">
-        <w:r>
-          <w:rPr>
-            <w:rStyle w:val="Hyperlink"/>
-          </w:rPr>
-          <w:t>heena.madnani@abbott.com</w:t>
-        </w:r>
-      </w:hyperlink>
-      <w:r>
-        <w:t>&gt;; Sharma, Anirudh &lt;</w:t>
-      </w:r>
-      <w:hyperlink r:id="rId28" w:tgtFrame="_blank" w:history="1">
-        <w:r>
-          <w:rPr>
-            <w:rStyle w:val="Hyperlink"/>
-          </w:rPr>
-          <w:t>anirudh.sharma1@abbott.com</w:t>
-        </w:r>
-      </w:hyperlink>
-      <w:r>
-        <w:t>&gt;; Novodvorska, Kateryna &lt;</w:t>
-      </w:r>
-      <w:hyperlink r:id="rId29" w:tgtFrame="_blank" w:history="1">
-        <w:r>
-          <w:rPr>
-            <w:rStyle w:val="Hyperlink"/>
-          </w:rPr>
-          <w:t>kateryna.novodvorska@abbott.com</w:t>
-        </w:r>
-      </w:hyperlink>
-      <w:r>
-        <w:t>&gt;</w:t>
-      </w:r>
-      <w:r>
-        <w:br/>
-      </w:r>
-      <w:r>
-        <w:rPr>
-          <w:b/>
-          <w:bCs/>
-        </w:rPr>
-        <w:t>Subject:</w:t>
-      </w:r>
-      <w:r>
-        <w:t xml:space="preserve"> RE: Project Carbon – Testing Issues Identified</w:t>
-      </w:r>
-      <w:r>
-        <w:br/>
-      </w:r>
-      <w:r>
-        <w:rPr>
-          <w:b/>
-          <w:bCs/>
-        </w:rPr>
-        <w:t>Importance:</w:t>
-      </w:r>
-      <w:r>
-        <w:t xml:space="preserve"> High</w:t>
-      </w:r>
-    </w:p>
-    <w:p>
-      <w:r>
-        <w:t> </w:t>
-      </w:r>
-    </w:p>
-    <w:p>
-      <w:r>
-        <w:t>I have one more issue. Could you check and inform us asap? Thanks!</w:t>
-      </w:r>
-    </w:p>
-    <w:p>
-      <w:r>
-        <w:t> </w:t>
-      </w:r>
-    </w:p>
-    <w:p>
-      <w:r>
-        <w:t>The T&amp;C is still showing the old version (VF0046) but it should be VF0052.</w:t>
-      </w:r>
-    </w:p>
-    <w:p>
-      <w:r>
-        <w:t> </w:t>
-      </w:r>
-    </w:p>
-    <w:p>
-      <w:hyperlink r:id="rId30" w:tgtFrame="_blank" w:history="1">
-        <w:r>
-          <w:rPr>
-            <w:rStyle w:val="Hyperlink"/>
-            <w:b/>
-            <w:bCs/>
-          </w:rPr>
-          <w:t>CO-00058718</w:t>
-        </w:r>
-      </w:hyperlink>
-      <w:r>
-        <w:rPr>
-          <w:b/>
-          <w:bCs/>
-        </w:rPr>
-        <w:t xml:space="preserve"> </w:t>
-      </w:r>
-    </w:p>
-    <w:p>
-      <w:r>
-        <w:rPr>
-          <w:b/>
-          <w:bCs/>
-        </w:rPr>
-        <w:t> </w:t>
-      </w:r>
-    </w:p>
-    <w:p>
-      <w:r>
-        <w:lastRenderedPageBreak/>
-        <w:t>&lt;Fixed&gt;</w:t>
-      </w:r>
-    </w:p>
-    <w:p>
-      <w:r>
-        <w:t> </w:t>
-      </w:r>
-    </w:p>
-    <w:p>
-      <w:r>
         <w:drawing>
-          <wp:inline distT="0" distB="0" distL="0" distR="0" wp14:anchorId="4C800742" wp14:editId="47DE89A1">
-            <wp:extent cx="5943600" cy="3485515"/>
-            <wp:effectExtent l="0" t="0" r="0" b="635"/>
-            <wp:docPr id="1068980976" name="Picture 12" descr="A computer screen with a computer screen&#10;&#10;AI-generated content may be incorrect."/>
+          <wp:inline distT="0" distB="0" distL="0" distR="0" wp14:anchorId="2DFDC858" wp14:editId="6FC5AF7A">
+            <wp:extent cx="5943600" cy="4213860"/>
+            <wp:effectExtent l="0" t="0" r="0" b="0"/>
+            <wp:docPr id="1298247983" name="Picture 16" descr="A screenshot of a computer&#10;&#10;AI-generated content may be incorrect."/>
             <wp:cNvGraphicFramePr>
               <a:graphicFrameLocks xmlns:a="http://schemas.openxmlformats.org/drawingml/2006/main" noChangeAspect="1"/>
             </wp:cNvGraphicFramePr>
@@ -979,13 +403,13 @@
               <a:graphicData uri="http://schemas.openxmlformats.org/drawingml/2006/picture">
                 <pic:pic xmlns:pic="http://schemas.openxmlformats.org/drawingml/2006/picture">
                   <pic:nvPicPr>
-                    <pic:cNvPr id="1068980976" name="Picture 12" descr="A computer screen with a computer screen&#10;&#10;AI-generated content may be incorrect."/>
+                    <pic:cNvPr id="1298247983" name="Picture 16" descr="A screenshot of a computer&#10;&#10;AI-generated content may be incorrect."/>
                     <pic:cNvPicPr>
                       <a:picLocks noChangeAspect="1" noChangeArrowheads="1"/>
                     </pic:cNvPicPr>
                   </pic:nvPicPr>
                   <pic:blipFill>
-                    <a:blip r:embed="rId31">
+                    <a:blip r:embed="rId8">
                       <a:extLst>
                         <a:ext uri="{28A0092B-C50C-407E-A947-70E740481C1C}">
                           <a14:useLocalDpi xmlns:a14="http://schemas.microsoft.com/office/drawing/2010/main" val="0"/>
@@ -1000,7 +424,7 @@
                   <pic:spPr bwMode="auto">
                     <a:xfrm>
                       <a:off x="0" y="0"/>
-                      <a:ext cx="5943600" cy="3485515"/>
+                      <a:ext cx="5943600" cy="4213860"/>
                     </a:xfrm>
                     <a:prstGeom prst="rect">
                       <a:avLst/>
@@ -1024,6 +448,21 @@
     </w:p>
     <w:p>
       <w:r>
+        <w:t>Thanks</w:t>
+      </w:r>
+    </w:p>
+    <w:p>
+      <w:r>
+        <w:t>Rajkumar</w:t>
+      </w:r>
+    </w:p>
+    <w:p>
+      <w:r>
+        <w:t> </w:t>
+      </w:r>
+    </w:p>
+    <w:p>
+      <w:r>
         <w:rPr>
           <w:b/>
           <w:bCs/>
@@ -1031,7 +470,7 @@
         <w:t>From:</w:t>
       </w:r>
       <w:r>
-        <w:t xml:space="preserve"> Lay, Yvonne </w:t>
+        <w:t xml:space="preserve"> Erla, Raj Kumar Reddy </w:t>
       </w:r>
       <w:r>
         <w:br/>
@@ -1044,7 +483,7 @@
         <w:t>Sent:</w:t>
       </w:r>
       <w:r>
-        <w:t xml:space="preserve"> Monday, August 18, 2025 6:06 PM</w:t>
+        <w:t xml:space="preserve"> Tuesday, August 19, 2025 8:19 AM</w:t>
       </w:r>
       <w:r>
         <w:br/>
@@ -1057,9 +496,9 @@
         <w:t>To:</w:t>
       </w:r>
       <w:r>
-        <w:t xml:space="preserve"> 'Raj Bhattacharjee' &lt;</w:t>
-      </w:r>
-      <w:hyperlink r:id="rId32" w:tgtFrame="_blank" w:history="1">
+        <w:t xml:space="preserve"> Raj Bhattacharjee &lt;</w:t>
+      </w:r>
+      <w:hyperlink r:id="rId9" w:history="1">
         <w:r>
           <w:rPr>
             <w:rStyle w:val="Hyperlink"/>
@@ -1081,53 +520,31 @@
         <w:t>Cc:</w:t>
       </w:r>
       <w:r>
-        <w:t xml:space="preserve"> Liu, Janet &lt;</w:t>
-      </w:r>
-      <w:hyperlink r:id="rId33" w:tgtFrame="_blank" w:history="1">
+        <w:t xml:space="preserve"> Lay, Yvonne &lt;</w:t>
+      </w:r>
+      <w:hyperlink r:id="rId10" w:history="1">
         <w:r>
           <w:rPr>
             <w:rStyle w:val="Hyperlink"/>
           </w:rPr>
-          <w:t>janet.liu@abbott.com</w:t>
+          <w:t>yvonne.lay@abbott.com</w:t>
         </w:r>
       </w:hyperlink>
       <w:r>
-        <w:t>&gt;; Kelley, Jamila M &lt;</w:t>
-      </w:r>
-      <w:hyperlink r:id="rId34" w:tgtFrame="_blank" w:history="1">
+        <w:t>&gt;; Sharma, Anirudh &lt;</w:t>
+      </w:r>
+      <w:hyperlink r:id="rId11" w:history="1">
         <w:r>
           <w:rPr>
             <w:rStyle w:val="Hyperlink"/>
           </w:rPr>
-          <w:t>jamila.kelley@abbott.com</w:t>
+          <w:t>anirudh.sharma1@abbott.com</w:t>
         </w:r>
       </w:hyperlink>
       <w:r>
-        <w:t>&gt;; Karthikeyan, Krithika &lt;</w:t>
-      </w:r>
-      <w:hyperlink r:id="rId35" w:tgtFrame="_blank" w:history="1">
-        <w:r>
-          <w:rPr>
-            <w:rStyle w:val="Hyperlink"/>
-          </w:rPr>
-          <w:t>krithika.karthikeyan@abbott.com</w:t>
-        </w:r>
-      </w:hyperlink>
-      <w:r>
-        <w:t>&gt;; Erla, Raj Kumar Reddy &lt;</w:t>
-      </w:r>
-      <w:hyperlink r:id="rId36" w:tgtFrame="_blank" w:history="1">
-        <w:r>
-          <w:rPr>
-            <w:rStyle w:val="Hyperlink"/>
-          </w:rPr>
-          <w:t>rajkumarreddy.erla@abbott.com</w:t>
-        </w:r>
-      </w:hyperlink>
-      <w:r>
         <w:t>&gt;; Singh, Abhisar &lt;</w:t>
       </w:r>
-      <w:hyperlink r:id="rId37" w:tgtFrame="_blank" w:history="1">
+      <w:hyperlink r:id="rId12" w:history="1">
         <w:r>
           <w:rPr>
             <w:rStyle w:val="Hyperlink"/>
@@ -1136,9 +553,13 @@
         </w:r>
       </w:hyperlink>
       <w:r>
-        <w:t>&gt;; Madnani, Heena &lt;</w:t>
-      </w:r>
-      <w:hyperlink r:id="rId38" w:tgtFrame="_blank" w:history="1">
+        <w:t xml:space="preserve">&gt;; Madnani, </w:t>
+      </w:r>
+      <w:r>
+        <w:lastRenderedPageBreak/>
+        <w:t>Heena &lt;</w:t>
+      </w:r>
+      <w:hyperlink r:id="rId13" w:history="1">
         <w:r>
           <w:rPr>
             <w:rStyle w:val="Hyperlink"/>
@@ -1147,28 +568,6 @@
         </w:r>
       </w:hyperlink>
       <w:r>
-        <w:t>&gt;; Sharma, Anirudh &lt;</w:t>
-      </w:r>
-      <w:hyperlink r:id="rId39" w:tgtFrame="_blank" w:history="1">
-        <w:r>
-          <w:rPr>
-            <w:rStyle w:val="Hyperlink"/>
-          </w:rPr>
-          <w:t>anirudh.sharma1@abbott.com</w:t>
-        </w:r>
-      </w:hyperlink>
-      <w:r>
-        <w:t>&gt;; Novodvorska, Kateryna &lt;</w:t>
-      </w:r>
-      <w:hyperlink r:id="rId40" w:tgtFrame="_blank" w:history="1">
-        <w:r>
-          <w:rPr>
-            <w:rStyle w:val="Hyperlink"/>
-          </w:rPr>
-          <w:t>kateryna.novodvorska@abbott.com</w:t>
-        </w:r>
-      </w:hyperlink>
-      <w:r>
         <w:t>&gt;</w:t>
       </w:r>
       <w:r>
@@ -1182,7 +581,15 @@
         <w:t>Subject:</w:t>
       </w:r>
       <w:r>
-        <w:t xml:space="preserve"> RE: Project Carbon – Testing Issues Identified</w:t>
+        <w:t xml:space="preserve"> Discrepancy in </w:t>
+      </w:r>
+      <w:proofErr w:type="spellStart"/>
+      <w:r>
+        <w:t>LastNCOOrderStatus</w:t>
+      </w:r>
+      <w:proofErr w:type="spellEnd"/>
+      <w:r>
+        <w:t xml:space="preserve"> After Vyonne Updates Order to Signed</w:t>
       </w:r>
     </w:p>
     <w:p>
@@ -1192,7 +599,15 @@
     </w:p>
     <w:p>
       <w:r>
-        <w:t>One more issue.</w:t>
+        <w:t xml:space="preserve">Hi </w:t>
+      </w:r>
+      <w:proofErr w:type="gramStart"/>
+      <w:r>
+        <w:t>Raj ,</w:t>
+      </w:r>
+      <w:proofErr w:type="gramEnd"/>
+      <w:r>
+        <w:t xml:space="preserve"> </w:t>
       </w:r>
     </w:p>
     <w:p>
@@ -1202,105 +617,99 @@
     </w:p>
     <w:p>
       <w:r>
-        <w:t>Raj Kumar submitted one web form for the following NPI:</w:t>
-      </w:r>
-    </w:p>
-    <w:p>
-      <w:pPr>
-        <w:numPr>
-          <w:ilvl w:val="0"/>
-          <w:numId w:val="2"/>
-        </w:numPr>
-      </w:pPr>
+        <w:t xml:space="preserve">We submitted the </w:t>
+      </w:r>
+      <w:proofErr w:type="gramStart"/>
+      <w:r>
+        <w:t>order</w:t>
+      </w:r>
+      <w:proofErr w:type="gramEnd"/>
+      <w:r>
+        <w:t xml:space="preserve"> and Vyonne updated the status to </w:t>
+      </w:r>
       <w:r>
         <w:rPr>
           <w:b/>
           <w:bCs/>
         </w:rPr>
-        <w:lastRenderedPageBreak/>
-        <w:t>NPI:</w:t>
-      </w:r>
-      <w:r>
-        <w:t> 1598700213</w:t>
-      </w:r>
-    </w:p>
-    <w:p>
-      <w:pPr>
-        <w:numPr>
-          <w:ilvl w:val="0"/>
-          <w:numId w:val="2"/>
-        </w:numPr>
-      </w:pPr>
+        <w:t>"Sent for Signature"</w:t>
+      </w:r>
+      <w:r>
+        <w:t>, which correctly reflected in the response.</w:t>
+      </w:r>
+    </w:p>
+    <w:p>
+      <w:r>
+        <w:t>However, after Vyonne updated the status to </w:t>
+      </w:r>
       <w:r>
         <w:rPr>
           <w:b/>
           <w:bCs/>
         </w:rPr>
-        <w:t>Name:</w:t>
-      </w:r>
-      <w:r>
-        <w:t> Irene Newton</w:t>
-      </w:r>
-    </w:p>
-    <w:p>
-      <w:r>
-        <w:t> </w:t>
-      </w:r>
-    </w:p>
-    <w:p>
-      <w:r>
-        <w:t>However, there are </w:t>
+        <w:t>"Signed"</w:t>
+      </w:r>
+      <w:r>
+        <w:t>, the expected value for </w:t>
+      </w:r>
+      <w:proofErr w:type="spellStart"/>
+      <w:r>
+        <w:t>LastNCOOrderStatus</w:t>
+      </w:r>
+      <w:proofErr w:type="spellEnd"/>
+      <w:r>
+        <w:t> should be </w:t>
       </w:r>
       <w:r>
         <w:rPr>
           <w:b/>
           <w:bCs/>
         </w:rPr>
-        <w:t>two order links</w:t>
-      </w:r>
-      <w:r>
-        <w:t> associated with the account:</w:t>
-      </w:r>
-    </w:p>
-    <w:p>
-      <w:pPr>
-        <w:numPr>
-          <w:ilvl w:val="0"/>
-          <w:numId w:val="3"/>
-        </w:numPr>
-      </w:pPr>
-      <w:r>
-        <w:rPr>
-          <w:b/>
-          <w:bCs/>
-        </w:rPr>
-        <w:t>CO-00058711</w:t>
-      </w:r>
-      <w:r>
-        <w:t> – This compliance order appears to have been generated from the NCO record.</w:t>
-      </w:r>
-    </w:p>
-    <w:p>
-      <w:pPr>
-        <w:numPr>
-          <w:ilvl w:val="0"/>
-          <w:numId w:val="3"/>
-        </w:numPr>
-      </w:pPr>
-      <w:r>
-        <w:rPr>
-          <w:b/>
-          <w:bCs/>
-        </w:rPr>
-        <w:t>CO-00058710</w:t>
-      </w:r>
-      <w:r>
-        <w:t> – It's unclear how this order was created.</w:t>
-      </w:r>
-    </w:p>
-    <w:p>
-      <w:r>
-        <w:t>&lt;Fixed&gt;</w:t>
+        <w:t>"Signed"</w:t>
+      </w:r>
+      <w:r>
+        <w:t xml:space="preserve">. </w:t>
+      </w:r>
+    </w:p>
+    <w:p>
+      <w:r>
+        <w:t>Instead, the response is showing:</w:t>
+      </w:r>
+    </w:p>
+    <w:p>
+      <w:proofErr w:type="spellStart"/>
+      <w:r>
+        <w:t>LastNCOOrderStatus</w:t>
+      </w:r>
+      <w:proofErr w:type="spellEnd"/>
+      <w:r>
+        <w:t>": "Has an existing NCO Order",</w:t>
+      </w:r>
+    </w:p>
+    <w:p>
+      <w:r>
+        <w:t>"</w:t>
+      </w:r>
+      <w:proofErr w:type="spellStart"/>
+      <w:r>
+        <w:t>ADC_Waiting_For_Signed_Packing_Slip__c</w:t>
+      </w:r>
+      <w:proofErr w:type="spellEnd"/>
+      <w:r>
+        <w:t>": false</w:t>
+      </w:r>
+    </w:p>
+    <w:p>
+      <w:r>
+        <w:t>This appears to be a mismatch between the expected and actual status values. Please investigate why </w:t>
+      </w:r>
+      <w:proofErr w:type="spellStart"/>
+      <w:r>
+        <w:t>LastNCOOrderStatus</w:t>
+      </w:r>
+      <w:proofErr w:type="spellEnd"/>
+      <w:r>
+        <w:t> is not updating to "Signed" as expected.</w:t>
       </w:r>
     </w:p>
     <w:p>
@@ -1310,106 +719,7 @@
     </w:p>
     <w:p>
       <w:r>
-        <w:drawing>
-          <wp:inline distT="0" distB="0" distL="0" distR="0" wp14:anchorId="66A34A2A" wp14:editId="28415ABC">
-            <wp:extent cx="5943600" cy="1564640"/>
-            <wp:effectExtent l="0" t="0" r="0" b="0"/>
-            <wp:docPr id="638966076" name="Picture 11" descr="A screenshot of a computer&#10;&#10;AI-generated content may be incorrect."/>
-            <wp:cNvGraphicFramePr>
-              <a:graphicFrameLocks xmlns:a="http://schemas.openxmlformats.org/drawingml/2006/main" noChangeAspect="1"/>
-            </wp:cNvGraphicFramePr>
-            <a:graphic xmlns:a="http://schemas.openxmlformats.org/drawingml/2006/main">
-              <a:graphicData uri="http://schemas.openxmlformats.org/drawingml/2006/picture">
-                <pic:pic xmlns:pic="http://schemas.openxmlformats.org/drawingml/2006/picture">
-                  <pic:nvPicPr>
-                    <pic:cNvPr id="638966076" name="Picture 11" descr="A screenshot of a computer&#10;&#10;AI-generated content may be incorrect."/>
-                    <pic:cNvPicPr>
-                      <a:picLocks noChangeAspect="1" noChangeArrowheads="1"/>
-                    </pic:cNvPicPr>
-                  </pic:nvPicPr>
-                  <pic:blipFill>
-                    <a:blip r:embed="rId41">
-                      <a:extLst>
-                        <a:ext uri="{28A0092B-C50C-407E-A947-70E740481C1C}">
-                          <a14:useLocalDpi xmlns:a14="http://schemas.microsoft.com/office/drawing/2010/main" val="0"/>
-                        </a:ext>
-                      </a:extLst>
-                    </a:blip>
-                    <a:srcRect/>
-                    <a:stretch>
-                      <a:fillRect/>
-                    </a:stretch>
-                  </pic:blipFill>
-                  <pic:spPr bwMode="auto">
-                    <a:xfrm>
-                      <a:off x="0" y="0"/>
-                      <a:ext cx="5943600" cy="1564640"/>
-                    </a:xfrm>
-                    <a:prstGeom prst="rect">
-                      <a:avLst/>
-                    </a:prstGeom>
-                    <a:noFill/>
-                    <a:ln>
-                      <a:noFill/>
-                    </a:ln>
-                  </pic:spPr>
-                </pic:pic>
-              </a:graphicData>
-            </a:graphic>
-          </wp:inline>
-        </w:drawing>
-      </w:r>
-    </w:p>
-    <w:p>
-      <w:r>
-        <w:drawing>
-          <wp:inline distT="0" distB="0" distL="0" distR="0" wp14:anchorId="21610946" wp14:editId="6A590FBC">
-            <wp:extent cx="5943600" cy="2156460"/>
-            <wp:effectExtent l="0" t="0" r="0" b="0"/>
-            <wp:docPr id="1966556363" name="Picture 10" descr="A screenshot of a computer&#10;&#10;AI-generated content may be incorrect."/>
-            <wp:cNvGraphicFramePr>
-              <a:graphicFrameLocks xmlns:a="http://schemas.openxmlformats.org/drawingml/2006/main" noChangeAspect="1"/>
-            </wp:cNvGraphicFramePr>
-            <a:graphic xmlns:a="http://schemas.openxmlformats.org/drawingml/2006/main">
-              <a:graphicData uri="http://schemas.openxmlformats.org/drawingml/2006/picture">
-                <pic:pic xmlns:pic="http://schemas.openxmlformats.org/drawingml/2006/picture">
-                  <pic:nvPicPr>
-                    <pic:cNvPr id="1966556363" name="Picture 10" descr="A screenshot of a computer&#10;&#10;AI-generated content may be incorrect."/>
-                    <pic:cNvPicPr>
-                      <a:picLocks noChangeAspect="1" noChangeArrowheads="1"/>
-                    </pic:cNvPicPr>
-                  </pic:nvPicPr>
-                  <pic:blipFill>
-                    <a:blip r:embed="rId42" cstate="print">
-                      <a:extLst>
-                        <a:ext uri="{28A0092B-C50C-407E-A947-70E740481C1C}">
-                          <a14:useLocalDpi xmlns:a14="http://schemas.microsoft.com/office/drawing/2010/main" val="0"/>
-                        </a:ext>
-                      </a:extLst>
-                    </a:blip>
-                    <a:srcRect/>
-                    <a:stretch>
-                      <a:fillRect/>
-                    </a:stretch>
-                  </pic:blipFill>
-                  <pic:spPr bwMode="auto">
-                    <a:xfrm>
-                      <a:off x="0" y="0"/>
-                      <a:ext cx="5943600" cy="2156460"/>
-                    </a:xfrm>
-                    <a:prstGeom prst="rect">
-                      <a:avLst/>
-                    </a:prstGeom>
-                    <a:noFill/>
-                    <a:ln>
-                      <a:noFill/>
-                    </a:ln>
-                  </pic:spPr>
-                </pic:pic>
-              </a:graphicData>
-            </a:graphic>
-          </wp:inline>
-        </w:drawing>
+        <w:t>NPI - 1598700213</w:t>
       </w:r>
     </w:p>
     <w:p>
@@ -1419,566 +729,522 @@
     </w:p>
     <w:p>
       <w:r>
-        <w:rPr>
-          <w:b/>
-          <w:bCs/>
-        </w:rPr>
-        <w:t>From:</w:t>
-      </w:r>
-      <w:r>
-        <w:t xml:space="preserve"> Lay, Yvonne </w:t>
-      </w:r>
-      <w:r>
-        <w:br/>
-      </w:r>
-      <w:r>
-        <w:rPr>
-          <w:b/>
-          <w:bCs/>
-        </w:rPr>
-        <w:t>Sent:</w:t>
-      </w:r>
-      <w:r>
-        <w:t xml:space="preserve"> Monday, August 18, 2025 5:59 PM</w:t>
-      </w:r>
-      <w:r>
-        <w:br/>
-      </w:r>
-      <w:r>
-        <w:rPr>
-          <w:b/>
-          <w:bCs/>
-        </w:rPr>
-        <w:t>To:</w:t>
-      </w:r>
-      <w:r>
-        <w:t xml:space="preserve"> Raj Bhattacharjee &lt;</w:t>
-      </w:r>
-      <w:hyperlink r:id="rId43" w:tgtFrame="_blank" w:history="1">
-        <w:r>
-          <w:rPr>
-            <w:rStyle w:val="Hyperlink"/>
-          </w:rPr>
-          <w:t>raj.bhattacharjee@veeva.com</w:t>
-        </w:r>
-      </w:hyperlink>
-      <w:r>
-        <w:t>&gt;</w:t>
-      </w:r>
-      <w:r>
-        <w:br/>
-      </w:r>
-      <w:r>
-        <w:rPr>
-          <w:b/>
-          <w:bCs/>
-        </w:rPr>
-        <w:t>Cc:</w:t>
-      </w:r>
-      <w:r>
-        <w:t xml:space="preserve"> Liu, Janet &lt;</w:t>
-      </w:r>
-      <w:hyperlink r:id="rId44" w:tgtFrame="_blank" w:history="1">
-        <w:r>
-          <w:rPr>
-            <w:rStyle w:val="Hyperlink"/>
-          </w:rPr>
-          <w:t>janet.liu@abbott.com</w:t>
-        </w:r>
-      </w:hyperlink>
-      <w:r>
-        <w:t>&gt;; Kelley, Jamila M &lt;</w:t>
-      </w:r>
-      <w:hyperlink r:id="rId45" w:tgtFrame="_blank" w:history="1">
-        <w:r>
-          <w:rPr>
-            <w:rStyle w:val="Hyperlink"/>
-          </w:rPr>
-          <w:t>jamila.kelley@abbott.com</w:t>
-        </w:r>
-      </w:hyperlink>
-      <w:r>
-        <w:t>&gt;; Karthikeyan, Krithika &lt;</w:t>
-      </w:r>
-      <w:hyperlink r:id="rId46" w:tgtFrame="_blank" w:history="1">
-        <w:r>
-          <w:rPr>
-            <w:rStyle w:val="Hyperlink"/>
-          </w:rPr>
-          <w:t>krithika.karthikeyan@abbott.com</w:t>
-        </w:r>
-      </w:hyperlink>
-      <w:r>
-        <w:t xml:space="preserve">&gt;; Erla, Raj Kumar Reddy </w:t>
-      </w:r>
+        <w:t xml:space="preserve">Please prioritize this I will not be able to reorder if I don’t receive status of the previous </w:t>
+      </w:r>
+      <w:proofErr w:type="gramStart"/>
+      <w:r>
+        <w:t>order .</w:t>
+      </w:r>
+      <w:proofErr w:type="gramEnd"/>
+    </w:p>
+    <w:p>
+      <w:r>
+        <w:t> </w:t>
+      </w:r>
+    </w:p>
+    <w:p>
+      <w:r>
+        <w:t>Thanks</w:t>
+      </w:r>
+    </w:p>
+    <w:tbl>
+      <w:tblPr>
+        <w:tblW w:w="10230" w:type="dxa"/>
+        <w:tblCellMar>
+          <w:left w:w="0" w:type="dxa"/>
+          <w:right w:w="0" w:type="dxa"/>
+        </w:tblCellMar>
+        <w:tblLook w:val="04A0" w:firstRow="1" w:lastRow="0" w:firstColumn="1" w:lastColumn="0" w:noHBand="0" w:noVBand="1"/>
+      </w:tblPr>
+      <w:tblGrid>
+        <w:gridCol w:w="11073"/>
+      </w:tblGrid>
+      <w:tr>
+        <w:trPr>
+          <w:trHeight w:val="300"/>
+        </w:trPr>
+        <w:tc>
+          <w:tcPr>
+            <w:tcW w:w="10230" w:type="dxa"/>
+            <w:tcMar>
+              <w:top w:w="15" w:type="dxa"/>
+              <w:left w:w="15" w:type="dxa"/>
+              <w:bottom w:w="15" w:type="dxa"/>
+              <w:right w:w="15" w:type="dxa"/>
+            </w:tcMar>
+            <w:vAlign w:val="center"/>
+            <w:hideMark/>
+          </w:tcPr>
+          <w:p>
+            <w:r>
+              <w:rPr>
+                <w:i/>
+                <w:iCs/>
+              </w:rPr>
+              <w:t>Watch Abbott’s</w:t>
+            </w:r>
+            <w:r>
+              <w:t> </w:t>
+            </w:r>
+            <w:hyperlink r:id="rId14" w:tgtFrame="_blank" w:tooltip="https://abbo.tt/internal" w:history="1">
+              <w:r>
+                <w:rPr>
+                  <w:rStyle w:val="Hyperlink"/>
+                </w:rPr>
+                <w:t>Above the Bias</w:t>
+              </w:r>
+            </w:hyperlink>
+            <w:r>
+              <w:rPr>
+                <w:i/>
+                <w:iCs/>
+              </w:rPr>
+              <w:t> film about how misconceptions can impact diabetes care. Learn more at</w:t>
+            </w:r>
+            <w:r>
+              <w:t> </w:t>
+            </w:r>
+            <w:hyperlink r:id="rId15" w:tgtFrame="_blank" w:tooltip="https://abbo.tt/internal" w:history="1">
+              <w:r>
+                <w:rPr>
+                  <w:rStyle w:val="Hyperlink"/>
+                </w:rPr>
+                <w:t>AboveBias.com</w:t>
+              </w:r>
+            </w:hyperlink>
+          </w:p>
+        </w:tc>
+      </w:tr>
+      <w:tr>
+        <w:trPr>
+          <w:trHeight w:val="1470"/>
+        </w:trPr>
+        <w:tc>
+          <w:tcPr>
+            <w:tcW w:w="10230" w:type="dxa"/>
+            <w:tcMar>
+              <w:top w:w="15" w:type="dxa"/>
+              <w:left w:w="15" w:type="dxa"/>
+              <w:bottom w:w="15" w:type="dxa"/>
+              <w:right w:w="15" w:type="dxa"/>
+            </w:tcMar>
+            <w:vAlign w:val="center"/>
+            <w:hideMark/>
+          </w:tcPr>
+          <w:tbl>
+            <w:tblPr>
+              <w:tblW w:w="10230" w:type="dxa"/>
+              <w:tblCellMar>
+                <w:left w:w="0" w:type="dxa"/>
+                <w:right w:w="0" w:type="dxa"/>
+              </w:tblCellMar>
+              <w:tblLook w:val="04A0" w:firstRow="1" w:lastRow="0" w:firstColumn="1" w:lastColumn="0" w:noHBand="0" w:noVBand="1"/>
+            </w:tblPr>
+            <w:tblGrid>
+              <w:gridCol w:w="2445"/>
+              <w:gridCol w:w="2700"/>
+              <w:gridCol w:w="2460"/>
+              <w:gridCol w:w="3438"/>
+            </w:tblGrid>
+            <w:tr>
+              <w:trPr>
+                <w:trHeight w:val="1410"/>
+              </w:trPr>
+              <w:tc>
+                <w:tcPr>
+                  <w:tcW w:w="1650" w:type="dxa"/>
+                  <w:tcBorders>
+                    <w:top w:val="single" w:sz="12" w:space="0" w:color="888B8D"/>
+                    <w:left w:val="nil"/>
+                    <w:bottom w:val="single" w:sz="12" w:space="0" w:color="888B8D"/>
+                    <w:right w:val="nil"/>
+                  </w:tcBorders>
+                  <w:tcMar>
+                    <w:top w:w="150" w:type="dxa"/>
+                    <w:left w:w="0" w:type="dxa"/>
+                    <w:bottom w:w="150" w:type="dxa"/>
+                    <w:right w:w="330" w:type="dxa"/>
+                  </w:tcMar>
+                  <w:hideMark/>
+                </w:tcPr>
+                <w:tbl>
+                  <w:tblPr>
+                    <w:tblW w:w="2115" w:type="dxa"/>
+                    <w:tblCellMar>
+                      <w:left w:w="0" w:type="dxa"/>
+                      <w:right w:w="0" w:type="dxa"/>
+                    </w:tblCellMar>
+                    <w:tblLook w:val="04A0" w:firstRow="1" w:lastRow="0" w:firstColumn="1" w:lastColumn="0" w:noHBand="0" w:noVBand="1"/>
+                  </w:tblPr>
+                  <w:tblGrid>
+                    <w:gridCol w:w="2115"/>
+                  </w:tblGrid>
+                  <w:tr>
+                    <w:trPr>
+                      <w:trHeight w:val="645"/>
+                    </w:trPr>
+                    <w:tc>
+                      <w:tcPr>
+                        <w:tcW w:w="2115" w:type="dxa"/>
+                        <w:vAlign w:val="center"/>
+                        <w:hideMark/>
+                      </w:tcPr>
+                      <w:p>
+                        <w:r>
+                          <w:drawing>
+                            <wp:inline distT="0" distB="0" distL="0" distR="0" wp14:anchorId="7BFBAAC3" wp14:editId="72D4FF53">
+                              <wp:extent cx="1209675" cy="333375"/>
+                              <wp:effectExtent l="0" t="0" r="9525" b="9525"/>
+                              <wp:docPr id="1954511281" name="Picture 15"/>
+                              <wp:cNvGraphicFramePr>
+                                <a:graphicFrameLocks xmlns:a="http://schemas.openxmlformats.org/drawingml/2006/main" noChangeAspect="1"/>
+                              </wp:cNvGraphicFramePr>
+                              <a:graphic xmlns:a="http://schemas.openxmlformats.org/drawingml/2006/main">
+                                <a:graphicData uri="http://schemas.openxmlformats.org/drawingml/2006/picture">
+                                  <pic:pic xmlns:pic="http://schemas.openxmlformats.org/drawingml/2006/picture">
+                                    <pic:nvPicPr>
+                                      <pic:cNvPr id="0" name="image_0"/>
+                                      <pic:cNvPicPr>
+                                        <a:picLocks noChangeAspect="1" noChangeArrowheads="1"/>
+                                      </pic:cNvPicPr>
+                                    </pic:nvPicPr>
+                                    <pic:blipFill>
+                                      <a:blip r:embed="rId16">
+                                        <a:extLst>
+                                          <a:ext uri="{28A0092B-C50C-407E-A947-70E740481C1C}">
+                                            <a14:useLocalDpi xmlns:a14="http://schemas.microsoft.com/office/drawing/2010/main" val="0"/>
+                                          </a:ext>
+                                        </a:extLst>
+                                      </a:blip>
+                                      <a:srcRect/>
+                                      <a:stretch>
+                                        <a:fillRect/>
+                                      </a:stretch>
+                                    </pic:blipFill>
+                                    <pic:spPr bwMode="auto">
+                                      <a:xfrm>
+                                        <a:off x="0" y="0"/>
+                                        <a:ext cx="1209675" cy="333375"/>
+                                      </a:xfrm>
+                                      <a:prstGeom prst="rect">
+                                        <a:avLst/>
+                                      </a:prstGeom>
+                                      <a:noFill/>
+                                      <a:ln>
+                                        <a:noFill/>
+                                      </a:ln>
+                                    </pic:spPr>
+                                  </pic:pic>
+                                </a:graphicData>
+                              </a:graphic>
+                            </wp:inline>
+                          </w:drawing>
+                        </w:r>
+                      </w:p>
+                    </w:tc>
+                  </w:tr>
+                </w:tbl>
+                <w:p/>
+              </w:tc>
+              <w:tc>
+                <w:tcPr>
+                  <w:tcW w:w="2550" w:type="dxa"/>
+                  <w:tcBorders>
+                    <w:top w:val="single" w:sz="12" w:space="0" w:color="888B8D"/>
+                    <w:left w:val="nil"/>
+                    <w:bottom w:val="single" w:sz="12" w:space="0" w:color="888B8D"/>
+                    <w:right w:val="nil"/>
+                  </w:tcBorders>
+                  <w:tcMar>
+                    <w:top w:w="150" w:type="dxa"/>
+                    <w:left w:w="0" w:type="dxa"/>
+                    <w:bottom w:w="150" w:type="dxa"/>
+                    <w:right w:w="150" w:type="dxa"/>
+                  </w:tcMar>
+                  <w:hideMark/>
+                </w:tcPr>
+                <w:tbl>
+                  <w:tblPr>
+                    <w:tblW w:w="2550" w:type="dxa"/>
+                    <w:tblCellMar>
+                      <w:left w:w="0" w:type="dxa"/>
+                      <w:right w:w="0" w:type="dxa"/>
+                    </w:tblCellMar>
+                    <w:tblLook w:val="04A0" w:firstRow="1" w:lastRow="0" w:firstColumn="1" w:lastColumn="0" w:noHBand="0" w:noVBand="1"/>
+                  </w:tblPr>
+                  <w:tblGrid>
+                    <w:gridCol w:w="2550"/>
+                  </w:tblGrid>
+                  <w:tr>
+                    <w:tc>
+                      <w:tcPr>
+                        <w:tcW w:w="2550" w:type="dxa"/>
+                        <w:vAlign w:val="center"/>
+                        <w:hideMark/>
+                      </w:tcPr>
+                      <w:p>
+                        <w:r>
+                          <w:rPr>
+                            <w:b/>
+                            <w:bCs/>
+                          </w:rPr>
+                          <w:t xml:space="preserve">Raj </w:t>
+                        </w:r>
+                        <w:proofErr w:type="spellStart"/>
+                        <w:r>
+                          <w:rPr>
+                            <w:b/>
+                            <w:bCs/>
+                          </w:rPr>
+                          <w:t>kumar</w:t>
+                        </w:r>
+                        <w:proofErr w:type="spellEnd"/>
+                        <w:r>
+                          <w:rPr>
+                            <w:b/>
+                            <w:bCs/>
+                          </w:rPr>
+                          <w:t xml:space="preserve"> </w:t>
+                        </w:r>
+                        <w:proofErr w:type="spellStart"/>
+                        <w:r>
+                          <w:rPr>
+                            <w:b/>
+                            <w:bCs/>
+                          </w:rPr>
+                          <w:t>reddy</w:t>
+                        </w:r>
+                        <w:proofErr w:type="spellEnd"/>
+                        <w:r>
+                          <w:rPr>
+                            <w:b/>
+                            <w:bCs/>
+                          </w:rPr>
+                          <w:t xml:space="preserve"> Erla</w:t>
+                        </w:r>
+                      </w:p>
+                    </w:tc>
+                  </w:tr>
+                  <w:tr>
+                    <w:tc>
+                      <w:tcPr>
+                        <w:tcW w:w="2550" w:type="dxa"/>
+                        <w:vAlign w:val="center"/>
+                        <w:hideMark/>
+                      </w:tcPr>
+                      <w:p>
+                        <w:r>
+                          <w:t>IT Business Relationship</w:t>
+                        </w:r>
+                      </w:p>
+                    </w:tc>
+                  </w:tr>
+                  <w:tr>
+                    <w:tc>
+                      <w:tcPr>
+                        <w:tcW w:w="2550" w:type="dxa"/>
+                        <w:hideMark/>
+                      </w:tcPr>
+                      <w:p>
+                        <w:r>
+                          <w:t>Manager - Commercial -US</w:t>
+                        </w:r>
+                      </w:p>
+                    </w:tc>
+                  </w:tr>
+                  <w:tr>
+                    <w:tc>
+                      <w:tcPr>
+                        <w:tcW w:w="2550" w:type="dxa"/>
+                        <w:vAlign w:val="center"/>
+                        <w:hideMark/>
+                      </w:tcPr>
+                      <w:p/>
+                    </w:tc>
+                  </w:tr>
+                  <w:tr>
+                    <w:tc>
+                      <w:tcPr>
+                        <w:tcW w:w="2550" w:type="dxa"/>
+                        <w:vAlign w:val="center"/>
+                        <w:hideMark/>
+                      </w:tcPr>
+                      <w:p/>
+                    </w:tc>
+                  </w:tr>
+                </w:tbl>
+                <w:p/>
+              </w:tc>
+              <w:tc>
+                <w:tcPr>
+                  <w:tcW w:w="2310" w:type="dxa"/>
+                  <w:tcBorders>
+                    <w:top w:val="single" w:sz="12" w:space="0" w:color="888B8D"/>
+                    <w:left w:val="nil"/>
+                    <w:bottom w:val="single" w:sz="12" w:space="0" w:color="888B8D"/>
+                    <w:right w:val="nil"/>
+                  </w:tcBorders>
+                  <w:tcMar>
+                    <w:top w:w="150" w:type="dxa"/>
+                    <w:left w:w="0" w:type="dxa"/>
+                    <w:bottom w:w="150" w:type="dxa"/>
+                    <w:right w:w="150" w:type="dxa"/>
+                  </w:tcMar>
+                  <w:hideMark/>
+                </w:tcPr>
+                <w:tbl>
+                  <w:tblPr>
+                    <w:tblW w:w="2310" w:type="dxa"/>
+                    <w:tblCellMar>
+                      <w:left w:w="0" w:type="dxa"/>
+                      <w:right w:w="0" w:type="dxa"/>
+                    </w:tblCellMar>
+                    <w:tblLook w:val="04A0" w:firstRow="1" w:lastRow="0" w:firstColumn="1" w:lastColumn="0" w:noHBand="0" w:noVBand="1"/>
+                  </w:tblPr>
+                  <w:tblGrid>
+                    <w:gridCol w:w="2310"/>
+                  </w:tblGrid>
+                  <w:tr>
+                    <w:tc>
+                      <w:tcPr>
+                        <w:tcW w:w="0" w:type="auto"/>
+                        <w:vAlign w:val="center"/>
+                        <w:hideMark/>
+                      </w:tcPr>
+                      <w:p>
+                        <w:r>
+                          <w:t>Abbott Diabetes Care</w:t>
+                        </w:r>
+                      </w:p>
+                    </w:tc>
+                  </w:tr>
+                  <w:tr>
+                    <w:tc>
+                      <w:tcPr>
+                        <w:tcW w:w="2310" w:type="dxa"/>
+                        <w:vAlign w:val="center"/>
+                        <w:hideMark/>
+                      </w:tcPr>
+                      <w:p>
+                        <w:r>
+                          <w:t>1420 Harbor Bay Parkway</w:t>
+                        </w:r>
+                      </w:p>
+                    </w:tc>
+                  </w:tr>
+                  <w:tr>
+                    <w:tc>
+                      <w:tcPr>
+                        <w:tcW w:w="2310" w:type="dxa"/>
+                        <w:vAlign w:val="center"/>
+                        <w:hideMark/>
+                      </w:tcPr>
+                      <w:p>
+                        <w:r>
+                          <w:lastRenderedPageBreak/>
+                          <w:t>Alameda, California 94502</w:t>
+                        </w:r>
+                      </w:p>
+                    </w:tc>
+                  </w:tr>
+                  <w:tr>
+                    <w:tc>
+                      <w:tcPr>
+                        <w:tcW w:w="2310" w:type="dxa"/>
+                        <w:vAlign w:val="center"/>
+                        <w:hideMark/>
+                      </w:tcPr>
+                      <w:p>
+                        <w:r>
+                          <w:t>United States</w:t>
+                        </w:r>
+                      </w:p>
+                    </w:tc>
+                  </w:tr>
+                </w:tbl>
+                <w:p/>
+              </w:tc>
+              <w:tc>
+                <w:tcPr>
+                  <w:tcW w:w="3090" w:type="dxa"/>
+                  <w:tcBorders>
+                    <w:top w:val="single" w:sz="12" w:space="0" w:color="888B8D"/>
+                    <w:left w:val="nil"/>
+                    <w:bottom w:val="single" w:sz="12" w:space="0" w:color="888B8D"/>
+                    <w:right w:val="nil"/>
+                  </w:tcBorders>
+                  <w:tcMar>
+                    <w:top w:w="150" w:type="dxa"/>
+                    <w:left w:w="0" w:type="dxa"/>
+                    <w:bottom w:w="150" w:type="dxa"/>
+                    <w:right w:w="0" w:type="dxa"/>
+                  </w:tcMar>
+                  <w:hideMark/>
+                </w:tcPr>
+                <w:tbl>
+                  <w:tblPr>
+                    <w:tblW w:w="3090" w:type="dxa"/>
+                    <w:tblCellMar>
+                      <w:left w:w="0" w:type="dxa"/>
+                      <w:right w:w="0" w:type="dxa"/>
+                    </w:tblCellMar>
+                    <w:tblLook w:val="04A0" w:firstRow="1" w:lastRow="0" w:firstColumn="1" w:lastColumn="0" w:noHBand="0" w:noVBand="1"/>
+                  </w:tblPr>
+                  <w:tblGrid>
+                    <w:gridCol w:w="23"/>
+                    <w:gridCol w:w="3415"/>
+                  </w:tblGrid>
+                  <w:tr>
+                    <w:tc>
+                      <w:tcPr>
+                        <w:tcW w:w="15" w:type="dxa"/>
+                        <w:vAlign w:val="center"/>
+                        <w:hideMark/>
+                      </w:tcPr>
+                      <w:p/>
+                    </w:tc>
+                    <w:tc>
+                      <w:tcPr>
+                        <w:tcW w:w="3075" w:type="dxa"/>
+                        <w:vAlign w:val="center"/>
+                        <w:hideMark/>
+                      </w:tcPr>
+                      <w:p/>
+                    </w:tc>
+                  </w:tr>
+                  <w:tr>
+                    <w:tc>
+                      <w:tcPr>
+                        <w:tcW w:w="0" w:type="auto"/>
+                        <w:gridSpan w:val="2"/>
+                        <w:vAlign w:val="center"/>
+                        <w:hideMark/>
+                      </w:tcPr>
+                      <w:p>
+                        <w:hyperlink r:id="rId17" w:history="1">
+                          <w:r>
+                            <w:rPr>
+                              <w:rStyle w:val="Hyperlink"/>
+                            </w:rPr>
+                            <w:t>Rajkumarreddy.erla@abbott.com</w:t>
+                          </w:r>
+                        </w:hyperlink>
+                      </w:p>
+                    </w:tc>
+                  </w:tr>
+                </w:tbl>
+                <w:p/>
+              </w:tc>
+            </w:tr>
+          </w:tbl>
+          <w:p/>
+        </w:tc>
+      </w:tr>
+    </w:tbl>
+    <w:p>
       <w:r>
         <w:lastRenderedPageBreak/>
-        <w:t>&lt;</w:t>
-      </w:r>
-      <w:hyperlink r:id="rId47" w:tgtFrame="_blank" w:history="1">
-        <w:r>
-          <w:rPr>
-            <w:rStyle w:val="Hyperlink"/>
-          </w:rPr>
-          <w:t>rajkumarreddy.erla@abbott.com</w:t>
-        </w:r>
-      </w:hyperlink>
-      <w:r>
-        <w:t>&gt;; Singh, Abhisar &lt;</w:t>
-      </w:r>
-      <w:hyperlink r:id="rId48" w:tgtFrame="_blank" w:history="1">
-        <w:r>
-          <w:rPr>
-            <w:rStyle w:val="Hyperlink"/>
-          </w:rPr>
-          <w:t>abhisar.singh@abbott.com</w:t>
-        </w:r>
-      </w:hyperlink>
-      <w:r>
-        <w:t>&gt;; Madnani, Heena &lt;</w:t>
-      </w:r>
-      <w:hyperlink r:id="rId49" w:tgtFrame="_blank" w:history="1">
-        <w:r>
-          <w:rPr>
-            <w:rStyle w:val="Hyperlink"/>
-          </w:rPr>
-          <w:t>heena.madnani@abbott.com</w:t>
-        </w:r>
-      </w:hyperlink>
-      <w:r>
-        <w:t>&gt;; Sharma, Anirudh &lt;</w:t>
-      </w:r>
-      <w:hyperlink r:id="rId50" w:tgtFrame="_blank" w:history="1">
-        <w:r>
-          <w:rPr>
-            <w:rStyle w:val="Hyperlink"/>
-          </w:rPr>
-          <w:t>anirudh.sharma1@abbott.com</w:t>
-        </w:r>
-      </w:hyperlink>
-      <w:r>
-        <w:t>&gt;; Novodvorska, Kateryna &lt;</w:t>
-      </w:r>
-      <w:hyperlink r:id="rId51" w:tgtFrame="_blank" w:history="1">
-        <w:r>
-          <w:rPr>
-            <w:rStyle w:val="Hyperlink"/>
-          </w:rPr>
-          <w:t>kateryna.novodvorska@abbott.com</w:t>
-        </w:r>
-      </w:hyperlink>
-      <w:r>
-        <w:t>&gt;</w:t>
-      </w:r>
-      <w:r>
-        <w:br/>
-      </w:r>
-      <w:r>
-        <w:rPr>
-          <w:b/>
-          <w:bCs/>
-        </w:rPr>
-        <w:t>Subject:</w:t>
-      </w:r>
-      <w:r>
-        <w:t xml:space="preserve"> Project Carbon – Testing Issues Identified</w:t>
-      </w:r>
-    </w:p>
-    <w:p>
-      <w:r>
         <w:t> </w:t>
-      </w:r>
-    </w:p>
-    <w:p>
-      <w:r>
-        <w:t>Hi Raj</w:t>
-      </w:r>
-    </w:p>
-    <w:p>
-      <w:r>
-        <w:t> </w:t>
-      </w:r>
-    </w:p>
-    <w:p>
-      <w:r>
-        <w:t xml:space="preserve">We$B!G(Bve (Jamila, Janet, Krithia) completed another round of testing for Project Carbon and identified the following issues: </w:t>
-      </w:r>
-    </w:p>
-    <w:p>
-      <w:r>
-        <w:t> </w:t>
-      </w:r>
-    </w:p>
-    <w:p>
-      <w:r>
-        <w:t>Could you prioritize and fix them? Thanks!</w:t>
-      </w:r>
-    </w:p>
-    <w:p>
-      <w:r>
-        <w:t> </w:t>
-      </w:r>
-    </w:p>
-    <w:p>
-      <w:r>
-        <w:pict w14:anchorId="22AD7801">
-          <v:rect id="_x0000_i1097" style="width:460.5pt;height:.75pt" o:hrpct="0" o:hralign="center" o:hrstd="t" o:hrnoshade="t" o:hr="t" fillcolor="#a0a0a0" stroked="f"/>
-        </w:pict>
-      </w:r>
-    </w:p>
-    <w:p>
-      <w:r>
-        <w:rPr>
-          <w:b/>
-          <w:bCs/>
-        </w:rPr>
-        <w:t>1. Terms &amp; Conditions (T&amp;C) Sync Issue (order CO-00058605)</w:t>
-      </w:r>
-      <w:r>
-        <w:br/>
-        <w:t xml:space="preserve">The T&amp;C acknowledged on the website are syncing correctly to the staging table and the associated staging record. However, this data is not syncing to the </w:t>
-      </w:r>
-      <w:r>
-        <w:rPr>
-          <w:b/>
-          <w:bCs/>
-        </w:rPr>
-        <w:t>Compliance Order</w:t>
-      </w:r>
-      <w:r>
-        <w:t xml:space="preserve"> record. This functionality is currently working in production.</w:t>
-      </w:r>
-    </w:p>
-    <w:p>
-      <w:r>
-        <w:t> </w:t>
-      </w:r>
-    </w:p>
-    <w:p>
-      <w:r>
-        <w:rPr>
-          <w:b/>
-          <w:bCs/>
-        </w:rPr>
-        <w:t>Ask:</w:t>
-      </w:r>
-      <w:r>
-        <w:t xml:space="preserve"> Ensure this is syncing correctly to the Compliance Order.</w:t>
-      </w:r>
-    </w:p>
-    <w:p>
-      <w:r>
-        <w:t> </w:t>
-      </w:r>
-    </w:p>
-    <w:p>
-      <w:pPr>
-        <w:numPr>
-          <w:ilvl w:val="0"/>
-          <w:numId w:val="4"/>
-        </w:numPr>
-      </w:pPr>
-      <w:r>
-        <w:rPr>
-          <w:b/>
-          <w:bCs/>
-        </w:rPr>
-        <w:t>T&amp;C Version</w:t>
-      </w:r>
-    </w:p>
-    <w:p>
-      <w:pPr>
-        <w:numPr>
-          <w:ilvl w:val="0"/>
-          <w:numId w:val="4"/>
-        </w:numPr>
-      </w:pPr>
-      <w:r>
-        <w:rPr>
-          <w:b/>
-          <w:bCs/>
-        </w:rPr>
-        <w:t>T&amp;C Checkbox</w:t>
-      </w:r>
-    </w:p>
-    <w:p>
-      <w:r>
-        <w:t>&lt;Fixed&gt;</w:t>
-      </w:r>
-    </w:p>
-    <w:p>
-      <w:r>
-        <w:lastRenderedPageBreak/>
-        <w:drawing>
-          <wp:inline distT="0" distB="0" distL="0" distR="0" wp14:anchorId="73E19354" wp14:editId="3F52BAFB">
-            <wp:extent cx="5943600" cy="1755775"/>
-            <wp:effectExtent l="0" t="0" r="0" b="0"/>
-            <wp:docPr id="1352550227" name="Picture 9" descr="A screenshot of a computer&#10;&#10;AI-generated content may be incorrect."/>
-            <wp:cNvGraphicFramePr>
-              <a:graphicFrameLocks xmlns:a="http://schemas.openxmlformats.org/drawingml/2006/main" noChangeAspect="1"/>
-            </wp:cNvGraphicFramePr>
-            <a:graphic xmlns:a="http://schemas.openxmlformats.org/drawingml/2006/main">
-              <a:graphicData uri="http://schemas.openxmlformats.org/drawingml/2006/picture">
-                <pic:pic xmlns:pic="http://schemas.openxmlformats.org/drawingml/2006/picture">
-                  <pic:nvPicPr>
-                    <pic:cNvPr id="1352550227" name="Picture 9" descr="A screenshot of a computer&#10;&#10;AI-generated content may be incorrect."/>
-                    <pic:cNvPicPr>
-                      <a:picLocks noChangeAspect="1" noChangeArrowheads="1"/>
-                    </pic:cNvPicPr>
-                  </pic:nvPicPr>
-                  <pic:blipFill>
-                    <a:blip r:embed="rId52">
-                      <a:extLst>
-                        <a:ext uri="{28A0092B-C50C-407E-A947-70E740481C1C}">
-                          <a14:useLocalDpi xmlns:a14="http://schemas.microsoft.com/office/drawing/2010/main" val="0"/>
-                        </a:ext>
-                      </a:extLst>
-                    </a:blip>
-                    <a:srcRect/>
-                    <a:stretch>
-                      <a:fillRect/>
-                    </a:stretch>
-                  </pic:blipFill>
-                  <pic:spPr bwMode="auto">
-                    <a:xfrm>
-                      <a:off x="0" y="0"/>
-                      <a:ext cx="5943600" cy="1755775"/>
-                    </a:xfrm>
-                    <a:prstGeom prst="rect">
-                      <a:avLst/>
-                    </a:prstGeom>
-                    <a:noFill/>
-                    <a:ln>
-                      <a:noFill/>
-                    </a:ln>
-                  </pic:spPr>
-                </pic:pic>
-              </a:graphicData>
-            </a:graphic>
-          </wp:inline>
-        </w:drawing>
-      </w:r>
-    </w:p>
-    <w:p>
-      <w:r>
-        <w:drawing>
-          <wp:inline distT="0" distB="0" distL="0" distR="0" wp14:anchorId="2FDDFCF8" wp14:editId="0C0CFD07">
-            <wp:extent cx="5943600" cy="2882900"/>
-            <wp:effectExtent l="0" t="0" r="0" b="0"/>
-            <wp:docPr id="554540516" name="Picture 8" descr="A screenshot of a computer&#10;&#10;AI-generated content may be incorrect."/>
-            <wp:cNvGraphicFramePr>
-              <a:graphicFrameLocks xmlns:a="http://schemas.openxmlformats.org/drawingml/2006/main" noChangeAspect="1"/>
-            </wp:cNvGraphicFramePr>
-            <a:graphic xmlns:a="http://schemas.openxmlformats.org/drawingml/2006/main">
-              <a:graphicData uri="http://schemas.openxmlformats.org/drawingml/2006/picture">
-                <pic:pic xmlns:pic="http://schemas.openxmlformats.org/drawingml/2006/picture">
-                  <pic:nvPicPr>
-                    <pic:cNvPr id="554540516" name="Picture 8" descr="A screenshot of a computer&#10;&#10;AI-generated content may be incorrect."/>
-                    <pic:cNvPicPr>
-                      <a:picLocks noChangeAspect="1" noChangeArrowheads="1"/>
-                    </pic:cNvPicPr>
-                  </pic:nvPicPr>
-                  <pic:blipFill>
-                    <a:blip r:embed="rId53">
-                      <a:extLst>
-                        <a:ext uri="{28A0092B-C50C-407E-A947-70E740481C1C}">
-                          <a14:useLocalDpi xmlns:a14="http://schemas.microsoft.com/office/drawing/2010/main" val="0"/>
-                        </a:ext>
-                      </a:extLst>
-                    </a:blip>
-                    <a:srcRect/>
-                    <a:stretch>
-                      <a:fillRect/>
-                    </a:stretch>
-                  </pic:blipFill>
-                  <pic:spPr bwMode="auto">
-                    <a:xfrm>
-                      <a:off x="0" y="0"/>
-                      <a:ext cx="5943600" cy="2882900"/>
-                    </a:xfrm>
-                    <a:prstGeom prst="rect">
-                      <a:avLst/>
-                    </a:prstGeom>
-                    <a:noFill/>
-                    <a:ln>
-                      <a:noFill/>
-                    </a:ln>
-                  </pic:spPr>
-                </pic:pic>
-              </a:graphicData>
-            </a:graphic>
-          </wp:inline>
-        </w:drawing>
-      </w:r>
-    </w:p>
-    <w:p>
-      <w:r>
-        <w:pict w14:anchorId="723E8EE2">
-          <v:rect id="_x0000_i1098" style="width:460.5pt;height:.75pt" o:hrpct="0" o:hralign="center" o:hrstd="t" o:hrnoshade="t" o:hr="t" fillcolor="#a0a0a0" stroked="f"/>
-        </w:pict>
-      </w:r>
-    </w:p>
-    <w:p>
-      <w:r>
-        <w:rPr>
-          <w:b/>
-          <w:bCs/>
-        </w:rPr>
-        <w:t>2. Reordering Functionality Issue:</w:t>
-      </w:r>
-      <w:r>
-        <w:rPr>
-          <w:b/>
-          <w:bCs/>
-        </w:rPr>
-        <w:br/>
-      </w:r>
-      <w:r>
-        <w:t>After the initial order is completed—packing slip generated and account cleared—a new request is submitted via the website. While the staging table successfully receives the new order, a corresponding Compliance Order is not being created.</w:t>
-      </w:r>
-    </w:p>
-    <w:p>
-      <w:r>
-        <w:t> </w:t>
-      </w:r>
-    </w:p>
-    <w:p>
-      <w:r>
-        <w:rPr>
-          <w:b/>
-          <w:bCs/>
-        </w:rPr>
-        <w:t>NPI: 1902027790 (Michelle Borowski)</w:t>
-      </w:r>
-    </w:p>
-    <w:p>
-      <w:pPr>
-        <w:numPr>
-          <w:ilvl w:val="0"/>
-          <w:numId w:val="5"/>
-        </w:numPr>
-      </w:pPr>
-      <w:r>
-        <w:t>NCO-2339 $B"*(B Linked to Compliance Order CO-00058605</w:t>
-      </w:r>
-    </w:p>
-    <w:p>
-      <w:pPr>
-        <w:numPr>
-          <w:ilvl w:val="0"/>
-          <w:numId w:val="5"/>
-        </w:numPr>
-      </w:pPr>
-      <w:r>
-        <w:t>NCO-2342 $B"*(B No Compliance Order created</w:t>
-      </w:r>
-    </w:p>
-    <w:p>
-      <w:r>
-        <w:rPr>
-          <w:b/>
-          <w:bCs/>
-        </w:rPr>
-        <w:t>NPI: 1366890097 (Jessica Neau)</w:t>
-      </w:r>
-    </w:p>
-    <w:p>
-      <w:pPr>
-        <w:numPr>
-          <w:ilvl w:val="0"/>
-          <w:numId w:val="6"/>
-        </w:numPr>
-      </w:pPr>
-      <w:r>
-        <w:t>NCO-2345 $B"*(B Linked to Compliance Order CO-00058721</w:t>
-      </w:r>
-    </w:p>
-    <w:p>
-      <w:pPr>
-        <w:numPr>
-          <w:ilvl w:val="0"/>
-          <w:numId w:val="6"/>
-        </w:numPr>
-      </w:pPr>
-      <w:r>
-        <w:lastRenderedPageBreak/>
-        <w:t>NCO-2346 $B"*(B No Compliance Order created</w:t>
-      </w:r>
-    </w:p>
-    <w:p>
-      <w:r>
-        <w:t>&lt;Fixed&gt;</w:t>
-      </w:r>
-    </w:p>
-    <w:p>
-      <w:r>
-        <w:t> </w:t>
-      </w:r>
-    </w:p>
-    <w:p>
-      <w:r>
-        <w:drawing>
-          <wp:inline distT="0" distB="0" distL="0" distR="0" wp14:anchorId="64FC574E" wp14:editId="69539DED">
-            <wp:extent cx="5943600" cy="2571750"/>
-            <wp:effectExtent l="0" t="0" r="0" b="0"/>
-            <wp:docPr id="902719977" name="Picture 7" descr="A screenshot of a computer&#10;&#10;AI-generated content may be incorrect."/>
-            <wp:cNvGraphicFramePr>
-              <a:graphicFrameLocks xmlns:a="http://schemas.openxmlformats.org/drawingml/2006/main" noChangeAspect="1"/>
-            </wp:cNvGraphicFramePr>
-            <a:graphic xmlns:a="http://schemas.openxmlformats.org/drawingml/2006/main">
-              <a:graphicData uri="http://schemas.openxmlformats.org/drawingml/2006/picture">
-                <pic:pic xmlns:pic="http://schemas.openxmlformats.org/drawingml/2006/picture">
-                  <pic:nvPicPr>
-                    <pic:cNvPr id="902719977" name="Picture 7" descr="A screenshot of a computer&#10;&#10;AI-generated content may be incorrect."/>
-                    <pic:cNvPicPr>
-                      <a:picLocks noChangeAspect="1" noChangeArrowheads="1"/>
-                    </pic:cNvPicPr>
-                  </pic:nvPicPr>
-                  <pic:blipFill>
-                    <a:blip r:embed="rId54">
-                      <a:extLst>
-                        <a:ext uri="{28A0092B-C50C-407E-A947-70E740481C1C}">
-                          <a14:useLocalDpi xmlns:a14="http://schemas.microsoft.com/office/drawing/2010/main" val="0"/>
-                        </a:ext>
-                      </a:extLst>
-                    </a:blip>
-                    <a:srcRect/>
-                    <a:stretch>
-                      <a:fillRect/>
-                    </a:stretch>
-                  </pic:blipFill>
-                  <pic:spPr bwMode="auto">
-                    <a:xfrm>
-                      <a:off x="0" y="0"/>
-                      <a:ext cx="5943600" cy="2571750"/>
-                    </a:xfrm>
-                    <a:prstGeom prst="rect">
-                      <a:avLst/>
-                    </a:prstGeom>
-                    <a:noFill/>
-                    <a:ln>
-                      <a:noFill/>
-                    </a:ln>
-                  </pic:spPr>
-                </pic:pic>
-              </a:graphicData>
-            </a:graphic>
-          </wp:inline>
-        </w:drawing>
-      </w:r>
-    </w:p>
-    <w:p>
-      <w:r>
-        <w:t> </w:t>
-      </w:r>
-    </w:p>
-    <w:p>
-      <w:r>
-        <w:rPr>
-          <w:b/>
-          <w:bCs/>
-        </w:rPr>
-        <w:t>Yvonne</w:t>
       </w:r>
     </w:p>
     <w:p>
